--- a/05_School_Admin_and_Inspection/Full_School_Course_Calendar_Template_OSSD.docx
+++ b/05_School_Admin_and_Inspection/Full_School_Course_Calendar_Template_OSSD.docx
@@ -3076,7 +3076,7 @@
               <w:rPr>
                 <w:b w:val="0"/>
               </w:rPr>
-              <w:t>Submitting AI-generated work as one’s own</w:t>
+              <w:t>Submitting work as one’s own</w:t>
             </w:r>
           </w:p>
         </w:tc>

--- a/05_School_Admin_and_Inspection/Full_School_Course_Calendar_Template_OSSD.docx
+++ b/05_School_Admin_and_Inspection/Full_School_Course_Calendar_Template_OSSD.docx
@@ -2974,7 +2974,7 @@
     </w:p>
     <w:p>
       <w:r>
-        <w:t>Academic honesty is required in all courses. Plagiarism, unauthorized collaboration, fabricated evidence, and unacknowledged AI use are prohibited. Consequences follow school policy and may include resubmission, conferencing, mark adjustment, or further disciplinary action.</w:t>
+        <w:t>Academic honesty is required in all courses. Plagiarism, unauthorized collaboration, fabricated evidence, and unacknowledged use of approved AI tools are prohibited. Consequences follow school policy and may include resubmission, conferencing, mark adjustment, or further disciplinary action.</w:t>
       </w:r>
     </w:p>
     <w:p>
@@ -4993,7 +4993,7 @@
     </w:p>
     <w:p>
       <w:r>
-        <w:t>This course enables students to explore technology and the skilled trades through hands-on learning, safe tool use, engineering design processes, measurement, materials, prototyping, quality control, sustainability, and career pathway investigation. Students complete practical design challenges and use digital tools, including AI where appropriate, to support research, design, testing, documentation, and presentation. AI use is guided by school policy and requires verification, transparency, and student demonstration of understanding.</w:t>
+        <w:t>This course enables students to explore technology and the skilled trades through hands-on learning, safe tool use, engineering design processes, measurement, materials, prototyping, quality control, sustainability, and career pathway investigation. Students complete practical design challenges and use digital tools, including AI where appropriate, to support research, design, testing, documentation, and presentation. use of approved AI tools is guided by school policy and requires verification, transparency, and student demonstration of understanding.</w:t>
       </w:r>
     </w:p>
     <w:p>
@@ -5262,7 +5262,7 @@
         <w:pStyle w:val="ListBullet"/>
       </w:pPr>
       <w:r>
-        <w:t>Submit original work and document AI use where required</w:t>
+        <w:t>Submit original work and document use of approved AI tools where required</w:t>
       </w:r>
     </w:p>
     <w:p>
